--- a/dokumentacio.docx
+++ b/dokumentacio.docx
@@ -280,15 +280,15 @@
           <w:sz w:val="28"/>
           <w:szCs w:val="28"/>
         </w:rPr>
-        <w:t>3. Az objektum és az UML diagram</w:t>
-      </w:r>
-    </w:p>
-    <w:p>
-      <w:pPr>
-        <w:spacing w:after="120"/>
-      </w:pPr>
-      <w:r>
-        <w:t>A programban minden filmet egy Film osztály egy példánya képvisel. Az osztály adattagjai megfelelnek az állomány mezőinek, a konstruktora egy sort kap, és azt a pontosvesszőknél szétvágva tölti fel az adattagokat. A Program osztály egy listában tárolja a Film objektumokat.</w:t>
+        <w:t>3. Az objektum és a diagram</w:t>
+      </w:r>
+    </w:p>
+    <w:p>
+      <w:pPr>
+        <w:spacing w:after="120"/>
+      </w:pPr>
+      <w:r>
+        <w:t>A programban minden filmet egy Film osztály egy példánya képvisel. Az adatbázis diagramján a filmek tábla és a mezői láthatók. Az osztály adattagjai megfelelnek az állomány mezőinek, a konstruktora egy sort kap, és azt a pontosvesszőknél szétvágva tölti fel az adattagokat. A Program osztály egy listában tárolja a Film objektumokat.</w:t>
       </w:r>
     </w:p>
     <w:p>
@@ -304,7 +304,7 @@
           <w:b/>
           <w:bCs/>
         </w:rPr>
-        <w:t>Az osztályok UML osztálydiagramja:</w:t>
+        <w:t>A tábla diagramja:</w:t>
       </w:r>
     </w:p>
     <w:p>
@@ -524,7 +524,7 @@
       </w:r>
       <w:proofErr w:type="spellStart"/>
       <w:r>
-        <w:t>struktogrammal</w:t>
+        <w:t>szöveges lépésekkel</w:t>
       </w:r>
       <w:proofErr w:type="spellEnd"/>
       <w:r>
